--- a/courts/eleventh-circuit/alabama/state/supreme-court/answering-brief/usage/OUTPUT-answering-brief.docx
+++ b/courts/eleventh-circuit/alabama/state/supreme-court/answering-brief/usage/OUTPUT-answering-brief.docx
@@ -449,11 +449,7 @@
         <w:jc w:val="center"/>
       </w:pPr>
       <w:r>
-        <w:t xml:space="preserve">(CV</w:t>
-        <w:noBreakHyphen/>
-        <w:t xml:space="preserve">2021</w:t>
-        <w:noBreakHyphen/>
-        <w:t xml:space="preserve">900863)</w:t>
+        <w:t xml:space="preserve">(CV-⁠2021-⁠900863)</w:t>
       </w:r>
     </w:p>
     <w:p>
@@ -655,9 +651,7 @@
               <w:t xml:space="preserve"> </w:t>
             </w:r>
             <w:r>
-              <w:t xml:space="preserve">N</w:t>
-              <w:noBreakHyphen/>
-              <w:t xml:space="preserve">203</w:t>
+              <w:t xml:space="preserve">N-⁠203</w:t>
             </w:r>
           </w:p>
           <w:p>
@@ -679,9 +673,7 @@
               <w:t xml:space="preserve"> </w:t>
             </w:r>
             <w:r>
-              <w:t xml:space="preserve">242</w:t>
-              <w:noBreakHyphen/>
-              <w:t xml:space="preserve">7120</w:t>
+              <w:t xml:space="preserve">242-⁠7120</w:t>
             </w:r>
           </w:p>
           <w:p>
@@ -909,9 +901,7 @@
               <w:t xml:space="preserve"> </w:t>
             </w:r>
             <w:r>
-              <w:t xml:space="preserve">956</w:t>
-              <w:noBreakHyphen/>
-              <w:t xml:space="preserve">7470</w:t>
+              <w:t xml:space="preserve">956-⁠7470</w:t>
             </w:r>
           </w:p>
           <w:p>
@@ -1257,9 +1247,7 @@
               <w:t xml:space="preserve"> </w:t>
             </w:r>
             <w:r>
-              <w:t xml:space="preserve">242</w:t>
-              <w:noBreakHyphen/>
-              <w:t xml:space="preserve">7300</w:t>
+              <w:t xml:space="preserve">242-⁠7300</w:t>
             </w:r>
           </w:p>
           <w:p>
@@ -3264,9 +3252,7 @@
         <w:t xml:space="preserve"> </w:t>
       </w:r>
       <w:r>
-        <w:t xml:space="preserve">2021</w:t>
-        <w:noBreakHyphen/>
-        <w:t xml:space="preserve">4507</w:t>
+        <w:t xml:space="preserve">2021-⁠4507</w:t>
       </w:r>
       <w:r>
         <w:t xml:space="preserve"> </w:t>
@@ -4793,11 +4779,7 @@
         <w:t xml:space="preserve"> </w:t>
       </w:r>
       <w:r>
-        <w:t xml:space="preserve">24-C</w:t>
-        <w:noBreakHyphen/>
-        <w:t xml:space="preserve">21</w:t>
-        <w:noBreakHyphen/>
-        <w:t xml:space="preserve">002988</w:t>
+        <w:t xml:space="preserve">24-C-⁠21-⁠002988</w:t>
       </w:r>
       <w:r>
         <w:t xml:space="preserve"> </w:t>
@@ -4856,11 +4838,7 @@
         <w:t xml:space="preserve"> </w:t>
       </w:r>
       <w:r>
-        <w:t xml:space="preserve">24-C</w:t>
-        <w:noBreakHyphen/>
-        <w:t xml:space="preserve">21</w:t>
-        <w:noBreakHyphen/>
-        <w:t xml:space="preserve">002999</w:t>
+        <w:t xml:space="preserve">24-C-⁠21-⁠002999</w:t>
       </w:r>
       <w:r>
         <w:t xml:space="preserve"> </w:t>
@@ -8248,11 +8226,7 @@
         <w:t xml:space="preserve"> </w:t>
       </w:r>
       <w:r>
-        <w:t xml:space="preserve">CV</w:t>
-        <w:noBreakHyphen/>
-        <w:t xml:space="preserve">21</w:t>
-        <w:noBreakHyphen/>
-        <w:t xml:space="preserve">1703</w:t>
+        <w:t xml:space="preserve">CV-⁠21-⁠1703</w:t>
       </w:r>
       <w:r>
         <w:t xml:space="preserve"> </w:t>
@@ -8960,11 +8934,7 @@
         <w:t xml:space="preserve"> </w:t>
       </w:r>
       <w:r>
-        <w:t xml:space="preserve">2021-CP</w:t>
-        <w:noBreakHyphen/>
-        <w:t xml:space="preserve">40</w:t>
-        <w:noBreakHyphen/>
-        <w:t xml:space="preserve">03774</w:t>
+        <w:t xml:space="preserve">2021-CP-⁠40-⁠03774</w:t>
       </w:r>
       <w:r>
         <w:t xml:space="preserve"> </w:t>
@@ -9506,9 +9476,7 @@
         <w:t xml:space="preserve"> </w:t>
       </w:r>
       <w:r>
-        <w:t xml:space="preserve">CVH07</w:t>
-        <w:noBreakHyphen/>
-        <w:t xml:space="preserve">4469</w:t>
+        <w:t xml:space="preserve">CVH07-⁠4469</w:t>
       </w:r>
       <w:r>
         <w:t xml:space="preserve"> </w:t>
@@ -10083,11 +10051,7 @@
         <w:t xml:space="preserve"> </w:t>
       </w:r>
       <w:r>
-        <w:t xml:space="preserve">49D11</w:t>
-        <w:noBreakHyphen/>
-        <w:t xml:space="preserve">2106-PL</w:t>
-        <w:noBreakHyphen/>
-        <w:t xml:space="preserve">020140</w:t>
+        <w:t xml:space="preserve">49D11-⁠2106-PL-⁠020140</w:t>
       </w:r>
       <w:r>
         <w:t xml:space="preserve"> </w:t>
@@ -11426,11 +11390,7 @@
         <w:t xml:space="preserve"> </w:t>
       </w:r>
       <w:r>
-        <w:t xml:space="preserve">12</w:t>
-        <w:noBreakHyphen/>
-        <w:t xml:space="preserve">2</w:t>
-        <w:noBreakHyphen/>
-        <w:t xml:space="preserve">7</w:t>
+        <w:t xml:space="preserve">12-⁠2-⁠7</w:t>
       </w:r>
       <w:r>
         <w:t xml:space="preserve">   </w:t>
@@ -11470,11 +11430,7 @@
         <w:t xml:space="preserve"> </w:t>
       </w:r>
       <w:r>
-        <w:t xml:space="preserve">25</w:t>
-        <w:noBreakHyphen/>
-        <w:t xml:space="preserve">2</w:t>
-        <w:noBreakHyphen/>
-        <w:t xml:space="preserve">6</w:t>
+        <w:t xml:space="preserve">25-⁠2-⁠6</w:t>
       </w:r>
       <w:r>
         <w:t xml:space="preserve">   </w:t>
@@ -11514,11 +11470,7 @@
         <w:t xml:space="preserve"> </w:t>
       </w:r>
       <w:r>
-        <w:t xml:space="preserve">25</w:t>
-        <w:noBreakHyphen/>
-        <w:t xml:space="preserve">4</w:t>
-        <w:noBreakHyphen/>
-        <w:t xml:space="preserve">110</w:t>
+        <w:t xml:space="preserve">25-⁠4-⁠110</w:t>
       </w:r>
       <w:r>
         <w:t xml:space="preserve">   </w:t>
@@ -11558,11 +11510,7 @@
         <w:t xml:space="preserve"> </w:t>
       </w:r>
       <w:r>
-        <w:t xml:space="preserve">25</w:t>
-        <w:noBreakHyphen/>
-        <w:t xml:space="preserve">4</w:t>
-        <w:noBreakHyphen/>
-        <w:t xml:space="preserve">115</w:t>
+        <w:t xml:space="preserve">25-⁠4-⁠115</w:t>
       </w:r>
       <w:r>
         <w:t xml:space="preserve">   </w:t>
@@ -11602,11 +11550,7 @@
         <w:t xml:space="preserve"> </w:t>
       </w:r>
       <w:r>
-        <w:t xml:space="preserve">25</w:t>
-        <w:noBreakHyphen/>
-        <w:t xml:space="preserve">4</w:t>
-        <w:noBreakHyphen/>
-        <w:t xml:space="preserve">118</w:t>
+        <w:t xml:space="preserve">25-⁠4-⁠118</w:t>
       </w:r>
       <w:r>
         <w:t xml:space="preserve">   </w:t>
@@ -11646,11 +11590,7 @@
         <w:t xml:space="preserve"> </w:t>
       </w:r>
       <w:r>
-        <w:t xml:space="preserve">25</w:t>
-        <w:noBreakHyphen/>
-        <w:t xml:space="preserve">4</w:t>
-        <w:noBreakHyphen/>
-        <w:t xml:space="preserve">145(c)⁠(1)</w:t>
+        <w:t xml:space="preserve">25-⁠4-⁠145(c)⁠(1)</w:t>
       </w:r>
       <w:r>
         <w:t xml:space="preserve">   </w:t>
@@ -11690,11 +11630,7 @@
         <w:t xml:space="preserve"> </w:t>
       </w:r>
       <w:r>
-        <w:t xml:space="preserve">36</w:t>
-        <w:noBreakHyphen/>
-        <w:t xml:space="preserve">13</w:t>
-        <w:noBreakHyphen/>
-        <w:t xml:space="preserve">8</w:t>
+        <w:t xml:space="preserve">36-⁠13-⁠8</w:t>
       </w:r>
       <w:r>
         <w:t xml:space="preserve">   </w:t>
@@ -11734,11 +11670,7 @@
         <w:t xml:space="preserve"> </w:t>
       </w:r>
       <w:r>
-        <w:t xml:space="preserve">11</w:t>
-        <w:noBreakHyphen/>
-        <w:t xml:space="preserve">10</w:t>
-        <w:noBreakHyphen/>
-        <w:t xml:space="preserve">312</w:t>
+        <w:t xml:space="preserve">11-⁠10-⁠312</w:t>
       </w:r>
       <w:r>
         <w:t xml:space="preserve">   </w:t>
@@ -12191,13 +12123,7 @@
         <w:pStyle w:val="BodyTextNote"/>
       </w:pPr>
       <w:r>
-        <w:t xml:space="preserve">As part of the Coronavirus Aid, Relief, and Economic Security (“CARES”) Act and later amending acts, Congress established four optional unemployment assistance programs in which the States could choose to participate. C. 11. Federal Pandemic Unemployment Compensation (“FPUC”) provided an additional $300 per week to those already receiving unemployment compensation. C. 12. Pandemic Emergency Unemployment Compensation (“PEUC”) extended unemployment benefits once regular benefits have been exhausted. C. 13. Mixed Earner Unemployment Compensation (“MEUC”) provided an additional $100 benefit to certain mixed earners. C. 13. Lastly, Pandemic Unemployment Assistance (“PUA”) provided benefits for people who would not usually qualify for traditional benefits. C. 13. The benefits expired on September 6, 2021. C. 194, 196 (U.S. Department of Labor, Unemployment Insurance Program Letter No. 14</w:t>
-      </w:r>
-      <w:r>
-        <w:noBreakHyphen/>
-      </w:r>
-      <w:r>
-        <w:t xml:space="preserve">21, Change 1 (July 12, 2021)).</w:t>
+        <w:t xml:space="preserve">As part of the Coronavirus Aid, Relief, and Economic Security (“CARES”) Act and later amending acts, Congress established four optional unemployment assistance programs in which the States could choose to participate. C. 11. Federal Pandemic Unemployment Compensation (“FPUC”) provided an additional $300 per week to those already receiving unemployment compensation. C. 12. Pandemic Emergency Unemployment Compensation (“PEUC”) extended unemployment benefits once regular benefits have been exhausted. C. 13. Mixed Earner Unemployment Compensation (“MEUC”) provided an additional $100 benefit to certain mixed earners. C. 13. Lastly, Pandemic Unemployment Assistance (“PUA”) provided benefits for people who would not usually qualify for traditional benefits. C. 13. The benefits expired on September 6, 2021. C. 194, 196 (U.S. Department of Labor, Unemployment Insurance Program Letter No. 14-⁠21, Change 1 (July 12, 2021)).</w:t>
       </w:r>
       <w:r>
         <w:rPr>
@@ -12451,13 +12377,7 @@
         <w:t xml:space="preserve">Inc. v. Stoughton Trailers, Inc.</w:t>
       </w:r>
       <w:r>
-        <w:t xml:space="preserve">, 838 So. 2d 1013, 1017</w:t>
-      </w:r>
-      <w:r>
-        <w:noBreakHyphen/>
-      </w:r>
-      <w:r>
-        <w:t xml:space="preserve">18 (Ala. 2002) (failure to state a claim). “A court ruling on a Rule 12(b)⁠(1) motion to dismiss may consider documents outside the pleadings to assure itself that it has jurisdiction.”</w:t>
+        <w:t xml:space="preserve">, 838 So. 2d 1013, 1017-⁠18 (Ala. 2002) (failure to state a claim). “A court ruling on a Rule 12(b)⁠(1) motion to dismiss may consider documents outside the pleadings to assure itself that it has jurisdiction.”</w:t>
       </w:r>
       <w:r>
         <w:t xml:space="preserve"> </w:t>
@@ -12815,19 +12735,7 @@
         <w:pStyle w:val="BodyText"/>
       </w:pPr>
       <w:r>
-        <w:t xml:space="preserve">Second, Governor Ivey and Secretary Washington enjoy sovereign immunity. Plaintiffs argue that Defendants have a legal duty to reenter the already expired Programs, but the statutes that they cite create no such duty. Section 36</w:t>
-      </w:r>
-      <w:r>
-        <w:noBreakHyphen/>
-      </w:r>
-      <w:r>
-        <w:t xml:space="preserve">13</w:t>
-      </w:r>
-      <w:r>
-        <w:noBreakHyphen/>
-      </w:r>
-      <w:r>
-        <w:t xml:space="preserve">8</w:t>
+        <w:t xml:space="preserve">Second, Governor Ivey and Secretary Washington enjoy sovereign immunity. Plaintiffs argue that Defendants have a legal duty to reenter the already expired Programs, but the statutes that they cite create no such duty. Section 36-⁠13-⁠8</w:t>
       </w:r>
       <w:r>
         <w:t xml:space="preserve"> </w:t>
@@ -13186,13 +13094,7 @@
         <w:t xml:space="preserve">Chapman</w:t>
       </w:r>
       <w:r>
-        <w:t xml:space="preserve">, 974 So. 2d at 983</w:t>
-      </w:r>
-      <w:r>
-        <w:noBreakHyphen/>
-      </w:r>
-      <w:r>
-        <w:t xml:space="preserve">84. And sovereign immunity under § 14 of the Alabama Constitution acts as a “jurisdictional bar” that requires dismissal for lack of subject-matter jurisdiction.</w:t>
+        <w:t xml:space="preserve">, 974 So. 2d at 983-⁠84. And sovereign immunity under § 14 of the Alabama Constitution acts as a “jurisdictional bar” that requires dismissal for lack of subject-matter jurisdiction.</w:t>
       </w:r>
       <w:r>
         <w:t xml:space="preserve"> </w:t>
@@ -13479,13 +13381,7 @@
         <w:t xml:space="preserve"> </w:t>
       </w:r>
       <w:r>
-        <w:t xml:space="preserve">Appellants’ Resp. to Order to Show Cause at 4</w:t>
-      </w:r>
-      <w:r>
-        <w:noBreakHyphen/>
-      </w:r>
-      <w:r>
-        <w:t xml:space="preserve">6 [hereinafter Show Cause Resp.].</w:t>
+        <w:t xml:space="preserve">Appellants’ Resp. to Order to Show Cause at 4-⁠6 [hereinafter Show Cause Resp.].</w:t>
       </w:r>
     </w:p>
     <w:p>
@@ -13537,13 +13433,7 @@
         <w:t xml:space="preserve"> </w:t>
       </w:r>
       <w:r>
-        <w:t xml:space="preserve">at 27</w:t>
-      </w:r>
-      <w:r>
-        <w:noBreakHyphen/>
-      </w:r>
-      <w:r>
-        <w:t xml:space="preserve">28 (“[I]f a preliminary injunction is not issued in this case, no other remedy will correct this wrong once the time to enter agreements with the federal government has passed.);</w:t>
+        <w:t xml:space="preserve">at 27-⁠28 (“[I]f a preliminary injunction is not issued in this case, no other remedy will correct this wrong once the time to enter agreements with the federal government has passed.);</w:t>
       </w:r>
       <w:r>
         <w:t xml:space="preserve"> </w:t>
@@ -13559,13 +13449,7 @@
         <w:t xml:space="preserve"> </w:t>
       </w:r>
       <w:r>
-        <w:t xml:space="preserve">at 18</w:t>
-      </w:r>
-      <w:r>
-        <w:noBreakHyphen/>
-      </w:r>
-      <w:r>
-        <w:t xml:space="preserve">19; Mot. for Expedited Relief at 2 ¶ 1. Plaintiffs should be held to their previous representations that this case would become moot on October 6. Because this date has long passed, this Court’s decision “would accomplish nothing” and thus this case is moot.</w:t>
+        <w:t xml:space="preserve">at 18-⁠19; Mot. for Expedited Relief at 2 ¶ 1. Plaintiffs should be held to their previous representations that this case would become moot on October 6. Because this date has long passed, this Court’s decision “would accomplish nothing” and thus this case is moot.</w:t>
       </w:r>
       <w:r>
         <w:t xml:space="preserve"> </w:t>
@@ -13688,19 +13572,7 @@
         <w:t xml:space="preserve">See, e.g.</w:t>
       </w:r>
       <w:r>
-        <w:t xml:space="preserve">, Appellants’ Br. at 3, 18</w:t>
-      </w:r>
-      <w:r>
-        <w:noBreakHyphen/>
-      </w:r>
-      <w:r>
-        <w:t xml:space="preserve">19, 23, 27</w:t>
-      </w:r>
-      <w:r>
-        <w:noBreakHyphen/>
-      </w:r>
-      <w:r>
-        <w:t xml:space="preserve">28. If Plaintiffs assert this new argument in their reply brief, Defendants could move to strike it or this Court could choose not to consider it ex mero motu. Whether in relation to their Show Cause Response or primary briefing, this Court should not permit Plaintiffs to rely on this new argument.</w:t>
+        <w:t xml:space="preserve">, Appellants’ Br. at 3, 18-⁠19, 23, 27-⁠28. If Plaintiffs assert this new argument in their reply brief, Defendants could move to strike it or this Court could choose not to consider it ex mero motu. Whether in relation to their Show Cause Response or primary briefing, this Court should not permit Plaintiffs to rely on this new argument.</w:t>
       </w:r>
     </w:p>
     <w:p>
@@ -14011,13 +13883,7 @@
         <w:t xml:space="preserve">v. Bender</w:t>
       </w:r>
       <w:r>
-        <w:t xml:space="preserve">, 238 So. 3d 24, 31</w:t>
-      </w:r>
-      <w:r>
-        <w:noBreakHyphen/>
-      </w:r>
-      <w:r>
-        <w:t xml:space="preserve">32 (Ala. 2017);</w:t>
+        <w:t xml:space="preserve">, 238 So. 3d 24, 31-⁠32 (Ala. 2017);</w:t>
       </w:r>
       <w:r>
         <w:t xml:space="preserve"> </w:t>
@@ -14044,13 +13910,7 @@
         <w:t xml:space="preserve">Serv., Inc.</w:t>
       </w:r>
       <w:r>
-        <w:t xml:space="preserve">, 699 So. 2d 1230, 1237</w:t>
-      </w:r>
-      <w:r>
-        <w:noBreakHyphen/>
-      </w:r>
-      <w:r>
-        <w:t xml:space="preserve">38 (Ala. 1997).</w:t>
+        <w:t xml:space="preserve">, 699 So. 2d 1230, 1237-⁠38 (Ala. 1997).</w:t>
       </w:r>
     </w:p>
     <w:p>
@@ -14401,13 +14261,7 @@
         <w:t xml:space="preserve"> </w:t>
       </w:r>
       <w:r>
-        <w:t xml:space="preserve">Appellants’ Br. at 10</w:t>
-      </w:r>
-      <w:r>
-        <w:noBreakHyphen/>
-      </w:r>
-      <w:r>
-        <w:t xml:space="preserve">11, because “[a]n argument not made on appeal is abandoned or waived,”</w:t>
+        <w:t xml:space="preserve">Appellants’ Br. at 10-⁠11, because “[a]n argument not made on appeal is abandoned or waived,”</w:t>
       </w:r>
       <w:r>
         <w:t xml:space="preserve"> </w:t>
@@ -14971,19 +14825,7 @@
         <w:pStyle w:val="BodyTextNote"/>
       </w:pPr>
       <w:r>
-        <w:t xml:space="preserve">The statutory scheme also demonstrates that Secretary Washington has no legal duty to participate in the Programs. Section 25</w:t>
-      </w:r>
-      <w:r>
-        <w:noBreakHyphen/>
-      </w:r>
-      <w:r>
-        <w:t xml:space="preserve">4</w:t>
-      </w:r>
-      <w:r>
-        <w:noBreakHyphen/>
-      </w:r>
-      <w:r>
-        <w:t xml:space="preserve">115,</w:t>
+        <w:t xml:space="preserve">The statutory scheme also demonstrates that Secretary Washington has no legal duty to participate in the Programs. Section 25-⁠4-⁠115,</w:t>
       </w:r>
       <w:r>
         <w:t xml:space="preserve"> </w:t>
@@ -15402,19 +15244,7 @@
         <w:pStyle w:val="BodyText"/>
       </w:pPr>
       <w:r>
-        <w:t xml:space="preserve">In the alternative, and for similar reasons as those stated above in Part I.B, Plaintiffs fail to state a claim upon which this Court can grant relief. Plaintiffs’ single claim in their complaint states: “Defendants’ early termination of all forms of pandemic unemployment compensation benefits violates Alabama Code §25</w:t>
-      </w:r>
-      <w:r>
-        <w:noBreakHyphen/>
-      </w:r>
-      <w:r>
-        <w:t xml:space="preserve">4</w:t>
-      </w:r>
-      <w:r>
-        <w:noBreakHyphen/>
-      </w:r>
-      <w:r>
-        <w:t xml:space="preserve">118.”</w:t>
+        <w:t xml:space="preserve">In the alternative, and for similar reasons as those stated above in Part I.B, Plaintiffs fail to state a claim upon which this Court can grant relief. Plaintiffs’ single claim in their complaint states: “Defendants’ early termination of all forms of pandemic unemployment compensation benefits violates Alabama Code §25-⁠4-⁠118.”</w:t>
       </w:r>
       <w:r>
         <w:t xml:space="preserve"> </w:t>
@@ -15436,19 +15266,7 @@
         <w:pStyle w:val="BodyText"/>
       </w:pPr>
       <w:r>
-        <w:t xml:space="preserve">Section 25</w:t>
-      </w:r>
-      <w:r>
-        <w:noBreakHyphen/>
-      </w:r>
-      <w:r>
-        <w:t xml:space="preserve">4</w:t>
-      </w:r>
-      <w:r>
-        <w:noBreakHyphen/>
-      </w:r>
-      <w:r>
-        <w:t xml:space="preserve">118</w:t>
+        <w:t xml:space="preserve">Section 25-⁠4-⁠118</w:t>
       </w:r>
       <w:r>
         <w:t xml:space="preserve"> </w:t>
@@ -15717,13 +15535,7 @@
         <w:t xml:space="preserve"> </w:t>
       </w:r>
       <w:r>
-        <w:t xml:space="preserve">Appellants’ Br. at 20</w:t>
-      </w:r>
-      <w:r>
-        <w:noBreakHyphen/>
-      </w:r>
-      <w:r>
-        <w:t xml:space="preserve">21. Their only argument to that effect is that they needed to investigate their claims, but they offer no explanation as to what they spent three months investigating.</w:t>
+        <w:t xml:space="preserve">Appellants’ Br. at 20-⁠21. Their only argument to that effect is that they needed to investigate their claims, but they offer no explanation as to what they spent three months investigating.</w:t>
       </w:r>
     </w:p>
     <w:p>
@@ -15894,13 +15706,7 @@
         <w:t xml:space="preserve"> </w:t>
       </w:r>
       <w:r>
-        <w:t xml:space="preserve">1106, 1116</w:t>
-      </w:r>
-      <w:r>
-        <w:noBreakHyphen/>
-      </w:r>
-      <w:r>
-        <w:t xml:space="preserve">17 (Ala. 2014) (quoting</w:t>
+        <w:t xml:space="preserve">1106, 1116-⁠17 (Ala. 2014) (quoting</w:t>
       </w:r>
       <w:r>
         <w:t xml:space="preserve"> </w:t>
@@ -16277,19 +16083,7 @@
         <w:t xml:space="preserve"> </w:t>
       </w:r>
       <w:r>
-        <w:t xml:space="preserve">and 36</w:t>
-      </w:r>
-      <w:r>
-        <w:noBreakHyphen/>
-      </w:r>
-      <w:r>
-        <w:t xml:space="preserve">13</w:t>
-      </w:r>
-      <w:r>
-        <w:noBreakHyphen/>
-      </w:r>
-      <w:r>
-        <w:t xml:space="preserve">8</w:t>
+        <w:t xml:space="preserve">and 36-⁠13-⁠8</w:t>
       </w:r>
       <w:r>
         <w:t xml:space="preserve"> </w:t>
@@ -17081,13 +16875,7 @@
         <w:t xml:space="preserve"> </w:t>
       </w:r>
       <w:r>
-        <w:t xml:space="preserve">at 1116</w:t>
-      </w:r>
-      <w:r>
-        <w:noBreakHyphen/>
-      </w:r>
-      <w:r>
-        <w:t xml:space="preserve">17. As an initial matter, although Plaintiffs contemplate “other unemployment claimants” in addition to themselves,</w:t>
+        <w:t xml:space="preserve">at 1116-⁠17. As an initial matter, although Plaintiffs contemplate “other unemployment claimants” in addition to themselves,</w:t>
       </w:r>
       <w:r>
         <w:t xml:space="preserve"> </w:t>
@@ -17122,13 +16910,7 @@
         <w:t xml:space="preserve"> </w:t>
       </w:r>
       <w:r>
-        <w:t xml:space="preserve">at 1116</w:t>
-      </w:r>
-      <w:r>
-        <w:noBreakHyphen/>
-      </w:r>
-      <w:r>
-        <w:t xml:space="preserve">17. Plaintiffs have not certified a class—or even purported to bring a class action—and lack standing to assert the claims of third parties not before the Court,</w:t>
+        <w:t xml:space="preserve">at 1116-⁠17. Plaintiffs have not certified a class—or even purported to bring a class action—and lack standing to assert the claims of third parties not before the Court,</w:t>
       </w:r>
       <w:r>
         <w:rPr>
@@ -17164,13 +16946,7 @@
         <w:t xml:space="preserve"> </w:t>
       </w:r>
       <w:r>
-        <w:t xml:space="preserve">C. 215</w:t>
-      </w:r>
-      <w:r>
-        <w:noBreakHyphen/>
-      </w:r>
-      <w:r>
-        <w:t xml:space="preserve">16 ¶ 11.</w:t>
+        <w:t xml:space="preserve">C. 215-⁠16 ¶ 11.</w:t>
       </w:r>
     </w:p>
     <w:p>
@@ -17234,13 +17010,7 @@
         <w:t xml:space="preserve"> </w:t>
       </w:r>
       <w:r>
-        <w:t xml:space="preserve">C. 270</w:t>
-      </w:r>
-      <w:r>
-        <w:noBreakHyphen/>
-      </w:r>
-      <w:r>
-        <w:t xml:space="preserve">71 (Affidavit of ADOL Employment Services Division Director). Disruptions to the labor market—like prolonged unemployment benefits—threaten this economic recovery.</w:t>
+        <w:t xml:space="preserve">C. 270-⁠71 (Affidavit of ADOL Employment Services Division Director). Disruptions to the labor market—like prolonged unemployment benefits—threaten this economic recovery.</w:t>
       </w:r>
     </w:p>
     <w:p>
@@ -17248,19 +17018,7 @@
         <w:pStyle w:val="BodyText"/>
       </w:pPr>
       <w:r>
-        <w:t xml:space="preserve">History shows that claimants lose interest in job availability when unemployment benefits are extended and, inversely, that more individuals search for work once those benefits come to an end. C. 269</w:t>
-      </w:r>
-      <w:r>
-        <w:noBreakHyphen/>
-      </w:r>
-      <w:r>
-        <w:t xml:space="preserve">70 ¶ 5. This same pattern appears to be playing out following the June termination of the Programs. C. 269</w:t>
-      </w:r>
-      <w:r>
-        <w:noBreakHyphen/>
-      </w:r>
-      <w:r>
-        <w:t xml:space="preserve">70 ¶ 5. ADOL’s historical experience combined with the rapid increase in unemployment applications following the initial implementation of the Programs make it likely that unemployment will increase if the State reimplements the Programs.</w:t>
+        <w:t xml:space="preserve">History shows that claimants lose interest in job availability when unemployment benefits are extended and, inversely, that more individuals search for work once those benefits come to an end. C. 269-⁠70 ¶ 5. This same pattern appears to be playing out following the June termination of the Programs. C. 269-⁠70 ¶ 5. ADOL’s historical experience combined with the rapid increase in unemployment applications following the initial implementation of the Programs make it likely that unemployment will increase if the State reimplements the Programs.</w:t>
       </w:r>
     </w:p>
     <w:p>
@@ -17308,13 +17066,7 @@
         <w:t xml:space="preserve"> </w:t>
       </w:r>
       <w:r>
-        <w:t xml:space="preserve">C. 216</w:t>
-      </w:r>
-      <w:r>
-        <w:noBreakHyphen/>
-      </w:r>
-      <w:r>
-        <w:t xml:space="preserve">17 ¶ 14. Not only could these abrupt shifts impose hardship on ADOL in seeking to recover these amounts but also on the claimants who would be forced to repay them as a matter of both State and federal law.</w:t>
+        <w:t xml:space="preserve">C. 216-⁠17 ¶ 14. Not only could these abrupt shifts impose hardship on ADOL in seeking to recover these amounts but also on the claimants who would be forced to repay them as a matter of both State and federal law.</w:t>
       </w:r>
       <w:r>
         <w:t xml:space="preserve"> </w:t>
@@ -17330,13 +17082,7 @@
         <w:t xml:space="preserve"> </w:t>
       </w:r>
       <w:r>
-        <w:t xml:space="preserve">C. 216</w:t>
-      </w:r>
-      <w:r>
-        <w:noBreakHyphen/>
-      </w:r>
-      <w:r>
-        <w:t xml:space="preserve">17 ¶ 14;</w:t>
+        <w:t xml:space="preserve">C. 216-⁠17 ¶ 14;</w:t>
       </w:r>
       <w:r>
         <w:t xml:space="preserve"> </w:t>
@@ -17669,9 +17415,7 @@
               <w:t xml:space="preserve"> </w:t>
             </w:r>
             <w:r>
-              <w:t xml:space="preserve">242</w:t>
-              <w:noBreakHyphen/>
-              <w:t xml:space="preserve">7300</w:t>
+              <w:t xml:space="preserve">242-⁠7300</w:t>
             </w:r>
           </w:p>
           <w:p>
@@ -18216,9 +17960,7 @@
               <w:t xml:space="preserve"> </w:t>
             </w:r>
             <w:r>
-              <w:t xml:space="preserve">242</w:t>
-              <w:noBreakHyphen/>
-              <w:t xml:space="preserve">7300</w:t>
+              <w:t xml:space="preserve">242-⁠7300</w:t>
             </w:r>
           </w:p>
           <w:p>
@@ -18721,9 +18463,7 @@
               <w:t xml:space="preserve"> </w:t>
             </w:r>
             <w:r>
-              <w:t xml:space="preserve">242</w:t>
-              <w:noBreakHyphen/>
-              <w:t xml:space="preserve">7300</w:t>
+              <w:t xml:space="preserve">242-⁠7300</w:t>
             </w:r>
           </w:p>
           <w:p>
@@ -18894,13 +18634,7 @@
         <w:t xml:space="preserve">Protective Indus. Ins. Co. of Ala.</w:t>
       </w:r>
       <w:r>
-        <w:t xml:space="preserve">, 890 So. 2d 81, 83</w:t>
-      </w:r>
-      <w:r>
-        <w:noBreakHyphen/>
-      </w:r>
-      <w:r>
-        <w:t xml:space="preserve">84 (Ala. 2003) (“[I]f a plaintiff does not incorporate by reference or attach a document to its complaint, but the document is referred to in the complaint and is central to the plaintiffs claim, a defendant may submit an indisputably authentic copy to the court to be considered on a motion to dismiss.”). Regardless, consideration of the guidance in connection with the State’s Rule 12(b)⁠(1) motion would be proper.</w:t>
+        <w:t xml:space="preserve">, 890 So. 2d 81, 83-⁠84 (Ala. 2003) (“[I]f a plaintiff does not incorporate by reference or attach a document to its complaint, but the document is referred to in the complaint and is central to the plaintiffs claim, a defendant may submit an indisputably authentic copy to the court to be considered on a motion to dismiss.”). Regardless, consideration of the guidance in connection with the State’s Rule 12(b)⁠(1) motion would be proper.</w:t>
       </w:r>
       <w:r>
         <w:t xml:space="preserve"> </w:t>
@@ -18965,13 +18699,7 @@
         <w:t xml:space="preserve"> </w:t>
       </w:r>
       <w:r>
-        <w:t xml:space="preserve">The U.S. Department of Labor issued this administrative guidance—Unemployment Insurance Program Letter No. 14</w:t>
-      </w:r>
-      <w:r>
-        <w:noBreakHyphen/>
-      </w:r>
-      <w:r>
-        <w:t xml:space="preserve">21, Change 1—“[t]o advise states of the operational requirements” that apply “after the temporary programs expire on September 6, 2021, or earlier if a state chooses to end participation before September 6, 2021.” C. 194 § 1.</w:t>
+        <w:t xml:space="preserve">The U.S. Department of Labor issued this administrative guidance—Unemployment Insurance Program Letter No. 14-⁠21, Change 1—“[t]o advise states of the operational requirements” that apply “after the temporary programs expire on September 6, 2021, or earlier if a state chooses to end participation before September 6, 2021.” C. 194 § 1.</w:t>
       </w:r>
     </w:p>
   </w:footnote>
@@ -19035,19 +18763,7 @@
         <w:t xml:space="preserve"> </w:t>
       </w:r>
       <w:r>
-        <w:t xml:space="preserve">Section 25</w:t>
-      </w:r>
-      <w:r>
-        <w:noBreakHyphen/>
-      </w:r>
-      <w:r>
-        <w:t xml:space="preserve">4</w:t>
-      </w:r>
-      <w:r>
-        <w:noBreakHyphen/>
-      </w:r>
-      <w:r>
-        <w:t xml:space="preserve">118(a)</w:t>
+        <w:t xml:space="preserve">Section 25-⁠4-⁠118(a)</w:t>
       </w:r>
       <w:r>
         <w:t xml:space="preserve"> </w:t>
@@ -19126,13 +18842,7 @@
         <w:t xml:space="preserve">Defs. of Wildlife</w:t>
       </w:r>
       <w:r>
-        <w:t xml:space="preserve">, 504 U.S. 555, 560</w:t>
-      </w:r>
-      <w:r>
-        <w:noBreakHyphen/>
-      </w:r>
-      <w:r>
-        <w:t xml:space="preserve">61 (1992)) (internal quotations omitted). As described</w:t>
+        <w:t xml:space="preserve">, 504 U.S. 555, 560-⁠61 (1992)) (internal quotations omitted). As described</w:t>
       </w:r>
       <w:r>
         <w:t xml:space="preserve"> </w:t>
@@ -19186,19 +18896,7 @@
         <w:t xml:space="preserve">S.B. v. McMaster</w:t>
       </w:r>
       <w:r>
-        <w:t xml:space="preserve">, No. 2021-CP</w:t>
-      </w:r>
-      <w:r>
-        <w:noBreakHyphen/>
-      </w:r>
-      <w:r>
-        <w:t xml:space="preserve">40</w:t>
-      </w:r>
-      <w:r>
-        <w:noBreakHyphen/>
-      </w:r>
-      <w:r>
-        <w:t xml:space="preserve">03774, at 5 (S.C. Ct. C.P., Richland Cnty. Aug. 13, 2021);</w:t>
+        <w:t xml:space="preserve">, No. 2021-CP-⁠40-⁠03774, at 5 (S.C. Ct. C.P., Richland Cnty. Aug. 13, 2021);</w:t>
       </w:r>
       <w:r>
         <w:t xml:space="preserve"> </w:t>
@@ -19225,19 +18923,7 @@
         <w:t xml:space="preserve">v. DeWine</w:t>
       </w:r>
       <w:r>
-        <w:t xml:space="preserve">, No. 21 CVH07</w:t>
-      </w:r>
-      <w:r>
-        <w:noBreakHyphen/>
-      </w:r>
-      <w:r>
-        <w:t xml:space="preserve">4469 (Ohio Ct. C.P., Franklin Cnty. July 29, 2021), rev’d, No. 21AP</w:t>
-      </w:r>
-      <w:r>
-        <w:noBreakHyphen/>
-      </w:r>
-      <w:r>
-        <w:t xml:space="preserve">380 (Ohio Ct. App. Aug. 24, 2021);</w:t>
+        <w:t xml:space="preserve">, No. 21 CVH07-⁠4469 (Ohio Ct. C.P., Franklin Cnty. July 29, 2021), rev’d, No. 21AP-⁠380 (Ohio Ct. App. Aug. 24, 2021);</w:t>
       </w:r>
       <w:r>
         <w:t xml:space="preserve"> </w:t>
@@ -19250,19 +18936,7 @@
         <w:t xml:space="preserve">Owens v. Zumwalt</w:t>
       </w:r>
       <w:r>
-        <w:t xml:space="preserve">, No. CV</w:t>
-      </w:r>
-      <w:r>
-        <w:noBreakHyphen/>
-      </w:r>
-      <w:r>
-        <w:t xml:space="preserve">21</w:t>
-      </w:r>
-      <w:r>
-        <w:noBreakHyphen/>
-      </w:r>
-      <w:r>
-        <w:t xml:space="preserve">1703 (Okla. Dist. Ct., Oklahoma Cnty. Aug. 9, 2021);</w:t>
+        <w:t xml:space="preserve">, No. CV-⁠21-⁠1703 (Okla. Dist. Ct., Oklahoma Cnty. Aug. 9, 2021);</w:t>
       </w:r>
       <w:r>
         <w:t xml:space="preserve"> </w:t>
@@ -19275,13 +18949,7 @@
         <w:t xml:space="preserve">Armstrong v. Hutchinson</w:t>
       </w:r>
       <w:r>
-        <w:t xml:space="preserve">, No. CV 2021</w:t>
-      </w:r>
-      <w:r>
-        <w:noBreakHyphen/>
-      </w:r>
-      <w:r>
-        <w:t xml:space="preserve">4507 (Ark. Cir. Ct., Pulaski Cnty. July 28, 2021);</w:t>
+        <w:t xml:space="preserve">, No. CV 2021-⁠4507 (Ark. Cir. Ct., Pulaski Cnty. July 28, 2021);</w:t>
       </w:r>
       <w:r>
         <w:t xml:space="preserve"> </w:t>
@@ -19294,19 +18962,7 @@
         <w:t xml:space="preserve">D.A. v. Hogan</w:t>
       </w:r>
       <w:r>
-        <w:t xml:space="preserve">, No. 24-C</w:t>
-      </w:r>
-      <w:r>
-        <w:noBreakHyphen/>
-      </w:r>
-      <w:r>
-        <w:t xml:space="preserve">21</w:t>
-      </w:r>
-      <w:r>
-        <w:noBreakHyphen/>
-      </w:r>
-      <w:r>
-        <w:t xml:space="preserve">002988 and</w:t>
+        <w:t xml:space="preserve">, No. 24-C-⁠21-⁠002988 and</w:t>
       </w:r>
       <w:r>
         <w:t xml:space="preserve"> </w:t>
@@ -19319,19 +18975,7 @@
         <w:t xml:space="preserve">Harp v. Hogan</w:t>
       </w:r>
       <w:r>
-        <w:t xml:space="preserve">, No. 24-C</w:t>
-      </w:r>
-      <w:r>
-        <w:noBreakHyphen/>
-      </w:r>
-      <w:r>
-        <w:t xml:space="preserve">21</w:t>
-      </w:r>
-      <w:r>
-        <w:noBreakHyphen/>
-      </w:r>
-      <w:r>
-        <w:t xml:space="preserve">002999 (combined) (Md. Cir. Ct., Baltimore City July 13, 2021);</w:t>
+        <w:t xml:space="preserve">, No. 24-C-⁠21-⁠002999 (combined) (Md. Cir. Ct., Baltimore City July 13, 2021);</w:t>
       </w:r>
       <w:r>
         <w:t xml:space="preserve"> </w:t>
@@ -19344,25 +18988,7 @@
         <w:t xml:space="preserve">T.L. v. Holcomb</w:t>
       </w:r>
       <w:r>
-        <w:t xml:space="preserve">, No. 49D11</w:t>
-      </w:r>
-      <w:r>
-        <w:noBreakHyphen/>
-      </w:r>
-      <w:r>
-        <w:t xml:space="preserve">2106-PL</w:t>
-      </w:r>
-      <w:r>
-        <w:noBreakHyphen/>
-      </w:r>
-      <w:r>
-        <w:t xml:space="preserve">020140 (Ind. Sup. Ct., Marion Cnty. June 25, 2021), rev’d, No. 21A-PL</w:t>
-      </w:r>
-      <w:r>
-        <w:noBreakHyphen/>
-      </w:r>
-      <w:r>
-        <w:t xml:space="preserve">1268 (Ind. Ct. App. Aug. 17, 2021).</w:t>
+        <w:t xml:space="preserve">, No. 49D11-⁠2106-PL-⁠020140 (Ind. Sup. Ct., Marion Cnty. June 25, 2021), rev’d, No. 21A-PL-⁠1268 (Ind. Ct. App. Aug. 17, 2021).</w:t>
       </w:r>
     </w:p>
   </w:footnote>
@@ -20194,7 +19820,7 @@
     <w:qFormat/>
     <w:pPr>
       <w:keepLines/>
-      <w:spacing w:before="0" w:after="168" w:line="336" w:lineRule="exact"/>
+      <w:spacing w:before="28" w:after="168" w:line="336" w:lineRule="exact"/>
       <w:jc w:val="both"/>
     </w:pPr>
     <w:rPr>
